--- a/Report/UG_CIS_FinalProjectReportStructure.docx
+++ b/Report/UG_CIS_FinalProjectReportStructure.docx
@@ -1812,14 +1812,25 @@
           <w:szCs w:val="22"/>
         </w:rPr>
       </w:pPr>
-      <w:r>
-        <w:rPr>
-          <w:rFonts w:ascii="Arial" w:hAnsi="Arial" w:cs="Arial"/>
-          <w:color w:val="000000"/>
-          <w:sz w:val="22"/>
-          <w:szCs w:val="22"/>
-        </w:rPr>
-        <w:t>Overall this should include a critical appraisal</w:t>
+      <w:proofErr w:type="gramStart"/>
+      <w:r>
+        <w:rPr>
+          <w:rFonts w:ascii="Arial" w:hAnsi="Arial" w:cs="Arial"/>
+          <w:color w:val="000000"/>
+          <w:sz w:val="22"/>
+          <w:szCs w:val="22"/>
+        </w:rPr>
+        <w:t>Overall</w:t>
+      </w:r>
+      <w:proofErr w:type="gramEnd"/>
+      <w:r>
+        <w:rPr>
+          <w:rFonts w:ascii="Arial" w:hAnsi="Arial" w:cs="Arial"/>
+          <w:color w:val="000000"/>
+          <w:sz w:val="22"/>
+          <w:szCs w:val="22"/>
+        </w:rPr>
+        <w:t xml:space="preserve"> this should include a critical appraisal</w:t>
       </w:r>
       <w:r>
         <w:rPr>
